--- a/Dokumenty/Admin Guide.docx
+++ b/Dokumenty/Admin Guide.docx
@@ -190,13 +190,24 @@
       </w:r>
       <w:proofErr w:type="spellEnd"/>
       <w:r>
-        <w:t> a better-sqlite3 definované v </w:t>
+        <w:t>, better-sqlite3 a </w:t>
+      </w:r>
+      <w:proofErr w:type="spellStart"/>
+      <w:r>
+        <w:t>express-session</w:t>
+      </w:r>
+      <w:proofErr w:type="spellEnd"/>
+      <w:r>
+        <w:t xml:space="preserve"> definované v </w:t>
       </w:r>
       <w:proofErr w:type="spellStart"/>
       <w:r>
         <w:t>package.json</w:t>
       </w:r>
       <w:proofErr w:type="spellEnd"/>
+      <w:r>
+        <w:t>.</w:t>
+      </w:r>
       <w:r>
         <w:t>.</w:t>
       </w:r>
@@ -282,7 +293,7 @@
     </w:p>
     <w:p>
       <w:r>
-        <w:t>Pre prehliadanie obsahu databázy odporúčame nástroj </w:t>
+        <w:t>Pre prehliadanie obsahu databázy nástroj </w:t>
       </w:r>
       <w:r>
         <w:rPr>
@@ -338,7 +349,156 @@
     </w:p>
     <w:p>
       <w:r>
-        <w:br w:type="page"/>
+        <w:rPr>
+          <w:b/>
+          <w:bCs/>
+        </w:rPr>
+        <w:t>2.4 Prihlásenie do admin panelu</w:t>
+      </w:r>
+    </w:p>
+    <w:tbl>
+      <w:tblPr>
+        <w:tblStyle w:val="Obyajntabuka1"/>
+        <w:tblW w:w="100" w:type="dxa"/>
+        <w:tblLook w:val="04A0" w:firstRow="1" w:lastRow="0" w:firstColumn="1" w:lastColumn="0" w:noHBand="0" w:noVBand="1"/>
+      </w:tblPr>
+      <w:tblGrid>
+        <w:gridCol w:w="800"/>
+        <w:gridCol w:w="3443"/>
+      </w:tblGrid>
+      <w:tr>
+        <w:trPr>
+          <w:cnfStyle w:val="100000000000" w:firstRow="1" w:lastRow="0" w:firstColumn="0" w:lastColumn="0" w:oddVBand="0" w:evenVBand="0" w:oddHBand="0" w:evenHBand="0" w:firstRowFirstColumn="0" w:firstRowLastColumn="0" w:lastRowFirstColumn="0" w:lastRowLastColumn="0"/>
+        </w:trPr>
+        <w:tc>
+          <w:tcPr>
+            <w:cnfStyle w:val="001000000000" w:firstRow="0" w:lastRow="0" w:firstColumn="1" w:lastColumn="0" w:oddVBand="0" w:evenVBand="0" w:oddHBand="0" w:evenHBand="0" w:firstRowFirstColumn="0" w:firstRowLastColumn="0" w:lastRowFirstColumn="0" w:lastRowLastColumn="0"/>
+            <w:tcW w:w="50" w:type="dxa"/>
+            <w:hideMark/>
+          </w:tcPr>
+          <w:p>
+            <w:pPr>
+              <w:spacing w:after="160" w:line="259" w:lineRule="auto"/>
+            </w:pPr>
+            <w:r>
+              <w:t>URL</w:t>
+            </w:r>
+          </w:p>
+        </w:tc>
+        <w:tc>
+          <w:tcPr>
+            <w:tcW w:w="50" w:type="dxa"/>
+            <w:hideMark/>
+          </w:tcPr>
+          <w:p>
+            <w:pPr>
+              <w:spacing w:after="160" w:line="259" w:lineRule="auto"/>
+              <w:cnfStyle w:val="100000000000" w:firstRow="1" w:lastRow="0" w:firstColumn="0" w:lastColumn="0" w:oddVBand="0" w:evenVBand="0" w:oddHBand="0" w:evenHBand="0" w:firstRowFirstColumn="0" w:firstRowLastColumn="0" w:lastRowFirstColumn="0" w:lastRowLastColumn="0"/>
+            </w:pPr>
+            <w:hyperlink r:id="rId6" w:tgtFrame="_blank" w:history="1">
+              <w:r>
+                <w:rPr>
+                  <w:rStyle w:val="Hypertextovprepojenie"/>
+                </w:rPr>
+                <w:t>http://localhost:3000/login.html</w:t>
+              </w:r>
+            </w:hyperlink>
+          </w:p>
+        </w:tc>
+      </w:tr>
+      <w:tr>
+        <w:trPr>
+          <w:cnfStyle w:val="000000100000" w:firstRow="0" w:lastRow="0" w:firstColumn="0" w:lastColumn="0" w:oddVBand="0" w:evenVBand="0" w:oddHBand="1" w:evenHBand="0" w:firstRowFirstColumn="0" w:firstRowLastColumn="0" w:lastRowFirstColumn="0" w:lastRowLastColumn="0"/>
+        </w:trPr>
+        <w:tc>
+          <w:tcPr>
+            <w:cnfStyle w:val="001000000000" w:firstRow="0" w:lastRow="0" w:firstColumn="1" w:lastColumn="0" w:oddVBand="0" w:evenVBand="0" w:oddHBand="0" w:evenHBand="0" w:firstRowFirstColumn="0" w:firstRowLastColumn="0" w:lastRowFirstColumn="0" w:lastRowLastColumn="0"/>
+            <w:tcW w:w="50" w:type="dxa"/>
+            <w:hideMark/>
+          </w:tcPr>
+          <w:p>
+            <w:pPr>
+              <w:spacing w:after="160" w:line="259" w:lineRule="auto"/>
+            </w:pPr>
+            <w:r>
+              <w:t>Meno</w:t>
+            </w:r>
+          </w:p>
+        </w:tc>
+        <w:tc>
+          <w:tcPr>
+            <w:tcW w:w="50" w:type="dxa"/>
+            <w:hideMark/>
+          </w:tcPr>
+          <w:p>
+            <w:pPr>
+              <w:spacing w:after="160" w:line="259" w:lineRule="auto"/>
+              <w:cnfStyle w:val="000000100000" w:firstRow="0" w:lastRow="0" w:firstColumn="0" w:lastColumn="0" w:oddVBand="0" w:evenVBand="0" w:oddHBand="1" w:evenHBand="0" w:firstRowFirstColumn="0" w:firstRowLastColumn="0" w:lastRowFirstColumn="0" w:lastRowLastColumn="0"/>
+            </w:pPr>
+            <w:r>
+              <w:t>admin</w:t>
+            </w:r>
+          </w:p>
+        </w:tc>
+      </w:tr>
+      <w:tr>
+        <w:tc>
+          <w:tcPr>
+            <w:cnfStyle w:val="001000000000" w:firstRow="0" w:lastRow="0" w:firstColumn="1" w:lastColumn="0" w:oddVBand="0" w:evenVBand="0" w:oddHBand="0" w:evenHBand="0" w:firstRowFirstColumn="0" w:firstRowLastColumn="0" w:lastRowFirstColumn="0" w:lastRowLastColumn="0"/>
+            <w:tcW w:w="50" w:type="dxa"/>
+            <w:hideMark/>
+          </w:tcPr>
+          <w:p>
+            <w:pPr>
+              <w:spacing w:after="160" w:line="259" w:lineRule="auto"/>
+            </w:pPr>
+            <w:r>
+              <w:t>Heslo</w:t>
+            </w:r>
+          </w:p>
+        </w:tc>
+        <w:tc>
+          <w:tcPr>
+            <w:tcW w:w="50" w:type="dxa"/>
+            <w:hideMark/>
+          </w:tcPr>
+          <w:p>
+            <w:pPr>
+              <w:spacing w:after="160" w:line="259" w:lineRule="auto"/>
+              <w:cnfStyle w:val="000000000000" w:firstRow="0" w:lastRow="0" w:firstColumn="0" w:lastColumn="0" w:oddVBand="0" w:evenVBand="0" w:oddHBand="0" w:evenHBand="0" w:firstRowFirstColumn="0" w:firstRowLastColumn="0" w:lastRowFirstColumn="0" w:lastRowLastColumn="0"/>
+            </w:pPr>
+            <w:r>
+              <w:t>admin123</w:t>
+            </w:r>
+          </w:p>
+        </w:tc>
+      </w:tr>
+    </w:tbl>
+    <w:p>
+      <w:r>
+        <w:t xml:space="preserve">Po prihlásení server vytvorí </w:t>
+      </w:r>
+      <w:proofErr w:type="spellStart"/>
+      <w:r>
+        <w:t>session</w:t>
+      </w:r>
+      <w:proofErr w:type="spellEnd"/>
+      <w:r>
+        <w:t xml:space="preserve">. Odhlásenie je dostupné tlačidlom „Odhlásiť sa" v pravom hornom rohu. Prihlasovacie údaje sú </w:t>
+      </w:r>
+      <w:r>
+        <w:t>„</w:t>
+      </w:r>
+      <w:proofErr w:type="spellStart"/>
+      <w:r>
+        <w:t>hardcoded</w:t>
+      </w:r>
+      <w:proofErr w:type="spellEnd"/>
+      <w:r>
+        <w:t>“</w:t>
+      </w:r>
+      <w:r>
+        <w:t xml:space="preserve"> v server.js — pre zmenu hesla uprav priamo tento súbor.</w:t>
       </w:r>
     </w:p>
     <w:p>
@@ -374,9 +534,20 @@
     </w:p>
     <w:p>
       <w:r>
-        <w:t>Admin panel je dostupný na adrese </w:t>
-      </w:r>
-      <w:hyperlink r:id="rId6" w:tgtFrame="_blank" w:history="1">
+        <w:t>Admin panel je dostupný po prihlásení na adrese </w:t>
+      </w:r>
+      <w:hyperlink r:id="rId7" w:tgtFrame="_blank" w:history="1">
+        <w:r>
+          <w:rPr>
+            <w:rStyle w:val="Hypertextovprepojenie"/>
+          </w:rPr>
+          <w:t>http://localhost:3000/login.html</w:t>
+        </w:r>
+      </w:hyperlink>
+      <w:r>
+        <w:t>. Po overení prihlasovacích údajov je správca presmerovaný na </w:t>
+      </w:r>
+      <w:hyperlink r:id="rId8" w:tgtFrame="_blank" w:history="1">
         <w:r>
           <w:rPr>
             <w:rStyle w:val="Hypertextovprepojenie"/>
@@ -385,7 +556,10 @@
         </w:r>
       </w:hyperlink>
       <w:r>
-        <w:t> a umožňuje:</w:t>
+        <w:t xml:space="preserve"> </w:t>
+      </w:r>
+      <w:r>
+        <w:t>a umožňuje:</w:t>
       </w:r>
     </w:p>
     <w:tbl>
@@ -870,6 +1044,7 @@
     </w:p>
     <w:p>
       <w:r>
+        <w:lastRenderedPageBreak/>
         <w:t xml:space="preserve">  </w:t>
       </w:r>
       <w:proofErr w:type="spellStart"/>
@@ -883,7 +1058,6 @@
     </w:p>
     <w:p>
       <w:r>
-        <w:lastRenderedPageBreak/>
         <w:t xml:space="preserve">  hodiny: "0–24",</w:t>
       </w:r>
     </w:p>
@@ -1290,10 +1464,28 @@
         <w:t>Bezpečnosť:</w:t>
       </w:r>
       <w:r>
-        <w:t> Admin panel nie je chránený heslom — je určený pre lokálne použitie alebo dôveryhodné prostredie.</w:t>
-      </w:r>
-    </w:p>
-    <w:p/>
+        <w:t> </w:t>
+      </w:r>
+      <w:r>
+        <w:t>Admin panel je chránený prihlasovacím formulárom (</w:t>
+      </w:r>
+      <w:proofErr w:type="spellStart"/>
+      <w:r>
+        <w:t>session-based</w:t>
+      </w:r>
+      <w:proofErr w:type="spellEnd"/>
+      <w:r>
+        <w:t xml:space="preserve"> autentifikácia). Prihlasovacie údaje: meno admin, heslo admin123. Bez aktívnej </w:t>
+      </w:r>
+      <w:proofErr w:type="spellStart"/>
+      <w:r>
+        <w:t>session</w:t>
+      </w:r>
+      <w:proofErr w:type="spellEnd"/>
+      <w:r>
+        <w:t xml:space="preserve"> server automaticky presmeruje na login.html.</w:t>
+      </w:r>
+    </w:p>
     <w:sectPr>
       <w:pgSz w:w="11906" w:h="16838"/>
       <w:pgMar w:top="1417" w:right="1417" w:bottom="1417" w:left="1417" w:header="708" w:footer="708" w:gutter="0"/>
@@ -2552,6 +2744,69 @@
       <w:shd w:val="clear" w:color="auto" w:fill="E1DFDD"/>
     </w:rPr>
   </w:style>
+  <w:style w:type="table" w:styleId="Obyajntabuka1">
+    <w:name w:val="Plain Table 1"/>
+    <w:basedOn w:val="Normlnatabuka"/>
+    <w:uiPriority w:val="41"/>
+    <w:rsid w:val="00657C87"/>
+    <w:pPr>
+      <w:spacing w:after="0" w:line="240" w:lineRule="auto"/>
+    </w:pPr>
+    <w:tblPr>
+      <w:tblStyleRowBandSize w:val="1"/>
+      <w:tblStyleColBandSize w:val="1"/>
+      <w:tblBorders>
+        <w:top w:val="single" w:sz="4" w:space="0" w:color="BFBFBF" w:themeColor="background1" w:themeShade="BF"/>
+        <w:left w:val="single" w:sz="4" w:space="0" w:color="BFBFBF" w:themeColor="background1" w:themeShade="BF"/>
+        <w:bottom w:val="single" w:sz="4" w:space="0" w:color="BFBFBF" w:themeColor="background1" w:themeShade="BF"/>
+        <w:right w:val="single" w:sz="4" w:space="0" w:color="BFBFBF" w:themeColor="background1" w:themeShade="BF"/>
+        <w:insideH w:val="single" w:sz="4" w:space="0" w:color="BFBFBF" w:themeColor="background1" w:themeShade="BF"/>
+        <w:insideV w:val="single" w:sz="4" w:space="0" w:color="BFBFBF" w:themeColor="background1" w:themeShade="BF"/>
+      </w:tblBorders>
+    </w:tblPr>
+    <w:tblStylePr w:type="firstRow">
+      <w:rPr>
+        <w:b/>
+        <w:bCs/>
+      </w:rPr>
+    </w:tblStylePr>
+    <w:tblStylePr w:type="lastRow">
+      <w:rPr>
+        <w:b/>
+        <w:bCs/>
+      </w:rPr>
+      <w:tblPr/>
+      <w:tcPr>
+        <w:tcBorders>
+          <w:top w:val="double" w:sz="4" w:space="0" w:color="BFBFBF" w:themeColor="background1" w:themeShade="BF"/>
+        </w:tcBorders>
+      </w:tcPr>
+    </w:tblStylePr>
+    <w:tblStylePr w:type="firstCol">
+      <w:rPr>
+        <w:b/>
+        <w:bCs/>
+      </w:rPr>
+    </w:tblStylePr>
+    <w:tblStylePr w:type="lastCol">
+      <w:rPr>
+        <w:b/>
+        <w:bCs/>
+      </w:rPr>
+    </w:tblStylePr>
+    <w:tblStylePr w:type="band1Vert">
+      <w:tblPr/>
+      <w:tcPr>
+        <w:shd w:val="clear" w:color="auto" w:fill="F2F2F2" w:themeFill="background1" w:themeFillShade="F2"/>
+      </w:tcPr>
+    </w:tblStylePr>
+    <w:tblStylePr w:type="band1Horz">
+      <w:tblPr/>
+      <w:tcPr>
+        <w:shd w:val="clear" w:color="auto" w:fill="F2F2F2" w:themeFill="background1" w:themeFillShade="F2"/>
+      </w:tcPr>
+    </w:tblStylePr>
+  </w:style>
 </w:styles>
 </file>
 
